--- a/docs/deliverables/Web开发技术现状报告_甘文韬.docx
+++ b/docs/deliverables/Web开发技术现状报告_甘文韬.docx
@@ -53,7 +53,7 @@
     </w:p>
     <w:p>
       <w:r>
-        <w:t>现代 Web 开发不仅依赖框架，也依赖可复核的协作流程。多人同时修改代码时，各自分支测试通过，并不意味着合并后仍然正确。此次操作手册与主分支整合，也提醒我同时检查代码、文档和实际界面是否一致。作为组长，我需要保留成员已有成果，处理接口边界和集成问题，并对最终组合版本重新验证。</w:t>
+        <w:t>Web 系统的交付需要可复核的协作流程。多人同时修改代码时，各自分支测试通过，并不意味着合并后仍然正确。此次操作手册与主分支整合，也提醒我同时检查代码、文档和实际界面是否一致。作为组长，我需要保留成员已有成果，处理接口边界和集成问题，并对最终组合版本重新验证。</w:t>
       </w:r>
     </w:p>
     <w:p>
@@ -104,7 +104,7 @@
     </w:p>
     <w:p>
       <w:r>
-        <w:t>对我而言，完成项目不仅是把功能做出来，还包括让别人能够运行、检查和理解它。能够说明一项功能如何验证、哪些条件尚未满足，并据此继续改进，是这次课程带给我的主要收获。</w:t>
+        <w:t>完成项目后，其他人应能依据文档运行系统，检查功能和测试结果。我也需要说明尚未满足的条件，并为后续改进保留明确的依据。</w:t>
       </w:r>
     </w:p>
     <w:sectPr>

--- a/docs/deliverables/Web开发技术现状报告_甘文韬.docx
+++ b/docs/deliverables/Web开发技术现状报告_甘文韬.docx
@@ -12,7 +12,7 @@
     </w:p>
     <w:p>
       <w:r>
-        <w:t>姓名：甘文韬。课程：软件开发实践 2，下午班第 8 组。</w:t>
+        <w:t>姓名：甘文韬。学号：24150728。课程：软件开发实践 2，下午班第 8 组。</w:t>
       </w:r>
     </w:p>
     <w:p>
